--- a/ai-server/templates/cma-report.docx
+++ b/ai-server/templates/cma-report.docx
@@ -53,7 +53,7 @@
           <w:sz w:val="22"/>
           <w:szCs w:val="22"/>
         </w:rPr>
-        <w:t xml:space="preserve">{c.subject_name}</w:t>
+        <w:t xml:space="preserve">{d.subject_name}</w:t>
       </w:r>
     </w:p>
     <w:p>
@@ -67,7 +67,7 @@
           <w:sz w:val="22"/>
           <w:szCs w:val="22"/>
         </w:rPr>
-        <w:t xml:space="preserve">Asking Price: {c.subject_price}</w:t>
+        <w:t xml:space="preserve">Asking Price: {d.subject_price}</w:t>
       </w:r>
     </w:p>
     <w:p>
@@ -105,7 +105,7 @@
           <w:sz w:val="22"/>
           <w:szCs w:val="22"/>
         </w:rPr>
-        <w:t xml:space="preserve">{c.comparables}</w:t>
+        <w:t xml:space="preserve">{d.comparables}</w:t>
       </w:r>
     </w:p>
     <w:p>
@@ -143,7 +143,7 @@
           <w:sz w:val="22"/>
           <w:szCs w:val="22"/>
         </w:rPr>
-        <w:t xml:space="preserve">{c.market_trends}</w:t>
+        <w:t xml:space="preserve">{d.market_trends}</w:t>
       </w:r>
     </w:p>
     <w:p>
@@ -247,7 +247,7 @@
         <w:sz w:val="18"/>
         <w:szCs w:val="18"/>
       </w:rPr>
-      <w:t xml:space="preserve">{c.generated_date}</w:t>
+      <w:t xml:space="preserve">{d.generated_date}</w:t>
     </w:r>
     <w:r>
       <w:rPr>

--- a/ai-server/templates/cma-report.docx
+++ b/ai-server/templates/cma-report.docx
@@ -105,7 +105,7 @@
           <w:sz w:val="22"/>
           <w:szCs w:val="22"/>
         </w:rPr>
-        <w:t xml:space="preserve">{d.comparables}</w:t>
+        <w:t xml:space="preserve">{d.comparables:br(true)}</w:t>
       </w:r>
     </w:p>
     <w:p>
@@ -143,7 +143,7 @@
           <w:sz w:val="22"/>
           <w:szCs w:val="22"/>
         </w:rPr>
-        <w:t xml:space="preserve">{d.market_trends}</w:t>
+        <w:t xml:space="preserve">{d.market_trends:br(true)}</w:t>
       </w:r>
     </w:p>
     <w:p>

--- a/ai-server/templates/cma-report.docx
+++ b/ai-server/templates/cma-report.docx
@@ -105,7 +105,7 @@
           <w:sz w:val="22"/>
           <w:szCs w:val="22"/>
         </w:rPr>
-        <w:t xml:space="preserve">{d.comparables:br(true)}</w:t>
+        <w:t xml:space="preserve">{d.comparables}</w:t>
       </w:r>
     </w:p>
     <w:p>
@@ -143,7 +143,7 @@
           <w:sz w:val="22"/>
           <w:szCs w:val="22"/>
         </w:rPr>
-        <w:t xml:space="preserve">{d.market_trends:br(true)}</w:t>
+        <w:t xml:space="preserve">{d.market_trends}</w:t>
       </w:r>
     </w:p>
     <w:p>
